--- a/manuscritos/Receta de La Manifestación (edición integral con sitio, revisión 4).docx
+++ b/manuscritos/Receta de La Manifestación (edición integral con sitio, revisión 4).docx
@@ -1648,7 +1648,7 @@
           <w:szCs w:val="14"/>
           <w:lang w:val="es-AR"/>
         </w:rPr>
-        <w:t xml:space="preserve">JULIÁN BERMÚDEZ · THE CHANNEL</w:t>
+        <w:t xml:space="preserve">JULIÁN BERMÚDEZ</w:t>
       </w:r>
     </w:p>
     <w:p>
@@ -2812,7 +2812,7 @@
           <w:szCs w:val="14"/>
           <w:lang w:val="es-AR"/>
         </w:rPr>
-        <w:t xml:space="preserve">JULIÁN BERMÚDEZ · THE CHANNEL</w:t>
+        <w:t xml:space="preserve">JULIÁN BERMÚDEZ</w:t>
       </w:r>
     </w:p>
     <w:p>
@@ -4142,7 +4142,7 @@
           <w:szCs w:val="14"/>
           <w:lang w:val="es-AR"/>
         </w:rPr>
-        <w:t xml:space="preserve">JULIÁN BERMÚDEZ · THE CHANNEL</w:t>
+        <w:t xml:space="preserve">JULIÁN BERMÚDEZ</w:t>
       </w:r>
     </w:p>
     <w:p>
@@ -5053,7 +5053,7 @@
           <w:szCs w:val="14"/>
           <w:lang w:val="es-AR"/>
         </w:rPr>
-        <w:t xml:space="preserve">JULIÁN BERMÚDEZ · THE CHANNEL</w:t>
+        <w:t xml:space="preserve">JULIÁN BERMÚDEZ</w:t>
       </w:r>
     </w:p>
     <w:p>

--- a/manuscritos/Receta de La Manifestación (edición integral con sitio, revisión 4).docx
+++ b/manuscritos/Receta de La Manifestación (edición integral con sitio, revisión 4).docx
@@ -1282,7 +1282,7 @@
       <w:r>
         <w:rPr>
           <w:rFonts w:ascii="Palatino Linotype" w:hAnsi="Palatino Linotype" w:cs="Palatino Linotype"/>
-          <w:color w:val="E6D8B4"/>
+          <w:color w:val="FFFFFF"/>
           <w:position w:val="-9"/>
           <w:sz w:val="108"/>
           <w:szCs w:val="108"/>
@@ -1791,7 +1791,7 @@
       <w:r>
         <w:rPr>
           <w:rFonts w:ascii="Palatino Linotype" w:hAnsi="Palatino Linotype" w:cs="Palatino Linotype"/>
-          <w:color w:val="E6D8B4"/>
+          <w:color w:val="FFFFFF"/>
           <w:position w:val="-9"/>
           <w:sz w:val="108"/>
           <w:szCs w:val="108"/>
@@ -2955,7 +2955,7 @@
       <w:r>
         <w:rPr>
           <w:rFonts w:ascii="Palatino Linotype" w:hAnsi="Palatino Linotype" w:cs="Palatino Linotype"/>
-          <w:color w:val="E6D8B4"/>
+          <w:color w:val="FFFFFF"/>
           <w:position w:val="-9"/>
           <w:sz w:val="108"/>
           <w:szCs w:val="108"/>
@@ -4301,7 +4301,7 @@
       <w:r>
         <w:rPr>
           <w:rFonts w:ascii="Palatino Linotype" w:hAnsi="Palatino Linotype" w:cs="Palatino Linotype"/>
-          <w:color w:val="E6D8B4"/>
+          <w:color w:val="FFFFFF"/>
           <w:position w:val="-9"/>
           <w:sz w:val="108"/>
           <w:szCs w:val="108"/>
@@ -5212,7 +5212,7 @@
       <w:r>
         <w:rPr>
           <w:rFonts w:ascii="Palatino Linotype" w:hAnsi="Palatino Linotype" w:cs="Palatino Linotype"/>
-          <w:color w:val="E6D8B4"/>
+          <w:color w:val="FFFFFF"/>
           <w:position w:val="-9"/>
           <w:sz w:val="108"/>
           <w:szCs w:val="108"/>
@@ -5764,7 +5764,7 @@
       <w:r>
         <w:rPr>
           <w:rFonts w:ascii="Palatino Linotype" w:hAnsi="Palatino Linotype" w:cs="Palatino Linotype"/>
-          <w:color w:val="E6D8B4"/>
+          <w:color w:val="FFFFFF"/>
           <w:position w:val="-9"/>
           <w:sz w:val="108"/>
           <w:szCs w:val="108"/>
